--- a/public/downloads/12_Contrato_Prestacao_Servicos_Simples.docx
+++ b/public/downloads/12_Contrato_Prestacao_Servicos_Simples.docx
@@ -8,12 +8,12 @@
       </w:pPr>
       <w:r>
         <w:rPr>
-          <w:rFonts w:ascii="Arial" w:hAnsi="Arial"/>
+          <w:rFonts w:ascii="Times New Roman" w:hAnsi="Times New Roman"/>
           <w:b/>
-          <w:color w:val="1A2C4C"/>
+          <w:color w:val="0A192F"/>
           <w:sz w:val="26"/>
         </w:rPr>
-        <w:t>CONTRATO DE PRESTAÇÃO DE SERVIÇOS GERAL</w:t>
+        <w:t>CONTRATO DE PRESTAÇÃO DE SERVIÇOS CIVIS E TÉCNICOS</w:t>
       </w:r>
     </w:p>
     <w:p>
@@ -22,12 +22,12 @@
       </w:pPr>
       <w:r>
         <w:rPr>
-          <w:rFonts w:ascii="Arial" w:hAnsi="Arial"/>
+          <w:rFonts w:ascii="Times New Roman" w:hAnsi="Times New Roman"/>
           <w:i/>
-          <w:color w:val="787878"/>
-          <w:sz w:val="19"/>
+          <w:color w:val="5A5A5A"/>
+          <w:sz w:val="20"/>
         </w:rPr>
-        <w:t>Acervo de Segurança Jurídica • Módulo 2: Negócios e Serviços • Banca Andrade &amp; Florio</w:t>
+        <w:t>Regulado pelos Artigos 593 a 609 do Código Civil Brasileiro</w:t>
       </w:r>
     </w:p>
     <w:p/>
@@ -45,7 +45,7 @@
         <w:tc>
           <w:tcPr>
             <w:tcW w:type="dxa" w:w="9360"/>
-            <w:shd w:fill="F4F5F7"/>
+            <w:shd w:fill="F8F9FA"/>
           </w:tcPr>
           <w:p>
             <w:pPr>
@@ -56,10 +56,12 @@
               <w:rPr>
                 <w:rFonts w:ascii="Arial" w:hAnsi="Arial"/>
                 <w:b/>
-                <w:color w:val="B48214"/>
-                <w:sz w:val="19"/>
+                <w:color w:val="8C640F"/>
+                <w:sz w:val="18"/>
               </w:rPr>
-              <w:t>💡 NOTA TÉCNICA DO ADVOGADO: Minuta padrão civil para contratação de qualquer tipo de serviço eventual com definição de valor e prazos.</w:t>
+              <w:t>ORIENTAÇÃO TÉCNICA E SEGURANÇA JURÍDICA (ANDRADE &amp; FLORIO):</w:t>
+              <w:br/>
+              <w:t>A delimitação precisa do escopo de serviços e dos critérios de aceite é a maior garantia do prestador para evitar retrabalhos infinitos sem cobrança adicional e garantir a remuneração integral.</w:t>
             </w:r>
           </w:p>
         </w:tc>
@@ -68,102 +70,192 @@
     <w:p/>
     <w:p>
       <w:pPr>
-        <w:pStyle w:val="Heading2"/>
+        <w:spacing w:line="300" w:lineRule="auto" w:after="240"/>
+        <w:jc w:val="both"/>
       </w:pPr>
       <w:r>
-        <w:t>QUALIFICAÇÃO DAS PARTES</w:t>
-      </w:r>
-    </w:p>
-    <w:p>
-      <w:r>
-        <w:t>CONTRATANTE: [NOME/EMPRESA].</w:t>
+        <w:rPr>
+          <w:rFonts w:ascii="Times New Roman" w:hAnsi="Times New Roman"/>
+          <w:color w:val="1E1E1E"/>
+          <w:sz w:val="22"/>
+        </w:rPr>
+        <w:t>Pelo presente Instrumento Particular de Prestação de Serviços, celebram entre si:</w:t>
         <w:br/>
-        <w:t>CONTRATADA: [NOME/EMPRESA].</w:t>
+        <w:br/>
+        <w:t>CONTRATANTE: [NOME OU RAZÃO SOCIAL], [CPF/CNPJ nº], com sede/domicílio na [ENDEREÇO COMPLETO];</w:t>
+        <w:br/>
+        <w:br/>
+        <w:t>CONTRATADA: [NOME OU RAZÃO SOCIAL DA PRESTADORA], [CPF/CNPJ nº], com sede/domicílio na [ENDEREÇO COMPLETO];</w:t>
+        <w:br/>
+        <w:br/>
+        <w:t>Ajustam as cláusulas seguintes:</w:t>
       </w:r>
     </w:p>
     <w:p>
       <w:pPr>
-        <w:spacing w:before="200" w:after="40"/>
+        <w:spacing w:before="240" w:after="60"/>
       </w:pPr>
       <w:r>
         <w:rPr>
-          <w:rFonts w:ascii="Arial" w:hAnsi="Arial"/>
+          <w:rFonts w:ascii="Times New Roman" w:hAnsi="Times New Roman"/>
           <w:b/>
-          <w:color w:val="1A2C4C"/>
+          <w:color w:val="0A192F"/>
           <w:sz w:val="22"/>
         </w:rPr>
-        <w:t>CLÁUSULA PRIMEIRA – DOS SERVIÇOS</w:t>
+        <w:t>CLÁUSULA PRIMEIRA – DO OBJETO E ESCOPO</w:t>
       </w:r>
     </w:p>
     <w:p>
       <w:pPr>
-        <w:spacing w:before="0" w:after="120" w:line="276" w:lineRule="auto"/>
+        <w:spacing w:before="0" w:after="160" w:line="300" w:lineRule="auto"/>
+        <w:jc w:val="both"/>
       </w:pPr>
       <w:r>
         <w:rPr>
-          <w:rFonts w:ascii="Arial" w:hAnsi="Arial"/>
-          <w:color w:val="282828"/>
-          <w:sz w:val="20"/>
+          <w:rFonts w:ascii="Times New Roman" w:hAnsi="Times New Roman"/>
+          <w:color w:val="1E1E1E"/>
+          <w:sz w:val="21"/>
         </w:rPr>
-        <w:t>A Contratada prestará os serviços de [DESCREVER], entregando os resultados previstos até o dia [DATA].</w:t>
+        <w:t>1.1. O presente contrato tem por objeto a prestação, pela CONTRATADA em benefício do CONTRATANTE, dos serviços de [DESCREVER DETALHADAMENTE AS ATIVIDADES E ENTREGAS ESPERADAS], conforme proposta comercial anexa.</w:t>
+        <w:br/>
+        <w:br/>
+        <w:t>1.2. Quaisquer demandas excedentes ao escopo pactuado dependerão de aditivo e orçamento prévio.</w:t>
       </w:r>
     </w:p>
     <w:p>
       <w:pPr>
-        <w:spacing w:before="200" w:after="40"/>
+        <w:spacing w:before="240" w:after="60"/>
       </w:pPr>
       <w:r>
         <w:rPr>
-          <w:rFonts w:ascii="Arial" w:hAnsi="Arial"/>
+          <w:rFonts w:ascii="Times New Roman" w:hAnsi="Times New Roman"/>
           <w:b/>
-          <w:color w:val="1A2C4C"/>
+          <w:color w:val="0A192F"/>
           <w:sz w:val="22"/>
         </w:rPr>
-        <w:t>CLÁUSULA SEGUNDA – DO PAGAMENTO</w:t>
+        <w:t>CLÁUSULA SEGUNDA – DOS HONORÁRIOS E PAGAMENTO</w:t>
       </w:r>
     </w:p>
     <w:p>
       <w:pPr>
-        <w:spacing w:before="0" w:after="120" w:line="276" w:lineRule="auto"/>
+        <w:spacing w:before="0" w:after="160" w:line="300" w:lineRule="auto"/>
+        <w:jc w:val="both"/>
       </w:pPr>
       <w:r>
         <w:rPr>
-          <w:rFonts w:ascii="Arial" w:hAnsi="Arial"/>
-          <w:color w:val="282828"/>
-          <w:sz w:val="20"/>
+          <w:rFonts w:ascii="Times New Roman" w:hAnsi="Times New Roman"/>
+          <w:color w:val="1E1E1E"/>
+          <w:sz w:val="21"/>
         </w:rPr>
-        <w:t>Valor fixado em R$ [VALOR], pago em [X] parcelas de R$ [VALOR], mediante emissão de recibo ou nota fiscal.</w:t>
+        <w:t>2.1. O CONTRATANTE pagará à CONTRATADA o valor de R$ [VALOR POR EXTENSO], a ser liquidado em [XX] parcelas de R$ [VALOR] todo dia [XX], mediante transferência bancária ou PIX.</w:t>
+        <w:br/>
+        <w:br/>
+        <w:t>2.2. O atraso no pagamento ensejará multa de 2%, juros de 1% ao mês e atualização monetária pelo IPCA.</w:t>
       </w:r>
     </w:p>
     <w:p>
+      <w:pPr>
+        <w:spacing w:before="240" w:after="60"/>
+      </w:pPr>
       <w:r>
+        <w:rPr>
+          <w:rFonts w:ascii="Times New Roman" w:hAnsi="Times New Roman"/>
+          <w:b/>
+          <w:color w:val="0A192F"/>
+          <w:sz w:val="22"/>
+        </w:rPr>
+        <w:t>CLÁUSULA TERCEIRA – DO PRAZO E RESCISÃO</w:t>
+      </w:r>
+    </w:p>
+    <w:p>
+      <w:pPr>
+        <w:spacing w:before="0" w:after="160" w:line="300" w:lineRule="auto"/>
+        <w:jc w:val="both"/>
+      </w:pPr>
+      <w:r>
+        <w:rPr>
+          <w:rFonts w:ascii="Times New Roman" w:hAnsi="Times New Roman"/>
+          <w:color w:val="1E1E1E"/>
+          <w:sz w:val="21"/>
+        </w:rPr>
+        <w:t>3.1. O contrato vigerá de [DATA] até [DATA]. Qualquer das partes poderá rescindi-lo com aviso prévio formal de 30 dias, sem multa compensatória.</w:t>
+      </w:r>
+    </w:p>
+    <w:p>
+      <w:pPr>
+        <w:spacing w:before="240" w:after="60"/>
+      </w:pPr>
+      <w:r>
+        <w:rPr>
+          <w:rFonts w:ascii="Times New Roman" w:hAnsi="Times New Roman"/>
+          <w:b/>
+          <w:color w:val="0A192F"/>
+          <w:sz w:val="22"/>
+        </w:rPr>
+        <w:t>CLÁUSULA QUARTA – DO FORO</w:t>
+      </w:r>
+    </w:p>
+    <w:p>
+      <w:pPr>
+        <w:spacing w:before="0" w:after="160" w:line="300" w:lineRule="auto"/>
+        <w:jc w:val="both"/>
+      </w:pPr>
+      <w:r>
+        <w:rPr>
+          <w:rFonts w:ascii="Times New Roman" w:hAnsi="Times New Roman"/>
+          <w:color w:val="1E1E1E"/>
+          <w:sz w:val="21"/>
+        </w:rPr>
+        <w:t>4.1. Fica eleito o Foro da Comarca de [CIDADE/UF] para dirimir litígios oriundos deste pacto.</w:t>
+      </w:r>
+    </w:p>
+    <w:p>
+      <w:pPr>
+        <w:spacing w:before="360" w:after="480"/>
+      </w:pPr>
+      <w:r>
+        <w:rPr>
+          <w:rFonts w:ascii="Times New Roman" w:hAnsi="Times New Roman"/>
+          <w:sz w:val="21"/>
+        </w:rPr>
+        <w:t>E, por estarem assim justas, acordadas e contratadas, as partes firmam o presente instrumento em 02 (duas) vias de igual teor e forma, na presença das 02 (duas) testemunhas instrumentárias abaixo qualificadas, que a tudo assistiram e dão fé.</w:t>
+        <w:br/>
         <w:br/>
         <w:t>[CIDADE/UF], [DIA] de [MÊS] de 202[X].</w:t>
         <w:br/>
         <w:br/>
-      </w:r>
-    </w:p>
-    <w:p>
-      <w:r>
-        <w:t>_________________________________________</w:t>
         <w:br/>
-        <w:t>PRIMEIRA PARTE / CONTRATANTE</w:t>
+        <w:t>___________________________________________________________</w:t>
+        <w:br/>
+        <w:t>PRIMEIRA PARTE</w:t>
+        <w:br/>
+        <w:t>CPF/CNPJ nº [NÚMERO]</w:t>
         <w:br/>
         <w:br/>
-        <w:t>_________________________________________</w:t>
         <w:br/>
-        <w:t>SEGUNDA PARTE / CONTRATADA</w:t>
+        <w:t>___________________________________________________________</w:t>
+        <w:br/>
+        <w:t>SEGUNDA PARTE</w:t>
+        <w:br/>
+        <w:t>CPF/CNPJ nº [NÚMERO]</w:t>
         <w:br/>
         <w:br/>
-      </w:r>
-    </w:p>
-    <w:p>
-      <w:r>
-        <w:t>TESTEMUNHAS:</w:t>
         <w:br/>
-        <w:t>1. Nome: ____________________ CPF: ______________</w:t>
+        <w:t>TESTEMUNHAS INSTRUMENTÁRIAS:</w:t>
         <w:br/>
-        <w:t>2. Nome: ____________________ CPF: ______________</w:t>
+        <w:br/>
+        <w:t>1. ______________________________________</w:t>
+        <w:br/>
+        <w:t>Nome: [NOME COMPLETO DA TESTEMUNHA 1]</w:t>
+        <w:br/>
+        <w:t>RG nº [NÚMERO] | CPF nº [NÚMERO]</w:t>
+        <w:br/>
+        <w:br/>
+        <w:t>2. ______________________________________</w:t>
+        <w:br/>
+        <w:t>Nome: [NOME COMPLETO DA TESTEMUNHA 2]</w:t>
+        <w:br/>
+        <w:t>RG nº [NÚMERO] | CPF nº [NÚMERO]</w:t>
       </w:r>
     </w:p>
     <w:sectPr>
